--- a/docs/수수료정책플랫폼_기술설계서_v0.8.docx
+++ b/docs/수수료정책플랫폼_기술설계서_v0.8.docx
@@ -3828,6 +3828,285 @@
           <w:sz w:val="21"/>
         </w:rPr>
         <w:t>구현상 해석 정렬의 최상위 기준은 “협의 우선(negoFirst)”이며, 그 아래에서 이벤트·기본을 최저가로 비교합니다.</w:t>
+      </w:r>
+    </w:p>
+    <w:p>
+      <w:pPr>
+        <w:pStyle w:val="Heading3"/>
+      </w:pPr>
+      <w:r>
+        <w:rPr>
+          <w:rFonts w:ascii="맑은 고딕" w:hAnsi="맑은 고딕" w:eastAsia="맑은 고딕"/>
+          <w:color w:val="000000"/>
+        </w:rPr>
+        <w:t>5.1.1 우선순위 계산 (일반)</w:t>
+      </w:r>
+    </w:p>
+    <w:p>
+      <w:pPr>
+        <w:spacing w:after="120"/>
+      </w:pPr>
+      <w:r>
+        <w:rPr>
+          <w:rFonts w:ascii="맑은 고딕" w:hAnsi="맑은 고딕" w:eastAsia="맑은 고딕"/>
+          <w:i w:val="0"/>
+          <w:sz w:val="21"/>
+        </w:rPr>
+        <w:t>승자 결정은 “계층 우선 + 계층 내 최저가”로 정의됩니다. 의사코드로 표현하면 다음과 같습니다.</w:t>
+      </w:r>
+    </w:p>
+    <w:p>
+      <w:pPr>
+        <w:spacing w:after="120" w:before="40"/>
+      </w:pPr>
+      <w:r>
+        <w:rPr>
+          <w:rFonts w:ascii="D2Coding" w:hAnsi="D2Coding" w:eastAsia="D2Coding"/>
+          <w:color w:val="1F497D"/>
+          <w:sz w:val="19"/>
+        </w:rPr>
+        <w:t>후보 = 협의(활성·scope매칭) ∪ 이벤트(대상·기간 통과) ∪ 기본(BASE)</w:t>
+        <w:br/>
+        <w:t>if   협의 후보 있음:    승자 = argmin[협의] (고객부담)     # 협의 무조건 우선</w:t>
+        <w:br/>
+        <w:t>elif 이벤트 후보 있음:  승자 = argmin[이벤트] (고객부담)   # 이벤트는 지배관계로 기본 이하</w:t>
+        <w:br/>
+        <w:t>else:                승자 = 기본(BASE)</w:t>
+      </w:r>
+    </w:p>
+    <w:p>
+      <w:pPr>
+        <w:spacing w:after="120"/>
+      </w:pPr>
+      <w:r>
+        <w:rPr>
+          <w:rFonts w:ascii="맑은 고딕" w:hAnsi="맑은 고딕" w:eastAsia="맑은 고딕"/>
+          <w:i w:val="0"/>
+          <w:sz w:val="21"/>
+        </w:rPr>
+        <w:t>즉 “협의 → min(이벤트) → 기본” 순입니다. 각 계층 안에서는 고객부담(공동 probe grid의 평균 고객부과액)이 가장 낮은 후보를 고릅니다. 이벤트가 기본보다 반드시 싸다는 것은 등록 시 지배관계 검증으로 보장되므로, “이벤트 계층의 최소가 곧 기본을 이긴다”가 성립합니다(4.3·5.3·11장).</w:t>
+      </w:r>
+    </w:p>
+    <w:tbl>
+      <w:tblPr>
+        <w:tblStyle w:val="LightGrid-Accent1"/>
+        <w:tblW w:type="auto" w:w="0"/>
+        <w:jc w:val="center"/>
+        <w:tblLook w:firstColumn="1" w:firstRow="1" w:lastColumn="0" w:lastRow="0" w:noHBand="0" w:noVBand="1" w:val="04A0"/>
+      </w:tblPr>
+      <w:tblGrid>
+        <w:gridCol w:w="2880"/>
+        <w:gridCol w:w="2880"/>
+        <w:gridCol w:w="2880"/>
+      </w:tblGrid>
+      <w:tr>
+        <w:tc>
+          <w:tcPr>
+            <w:tcW w:type="dxa" w:w="1984"/>
+          </w:tcPr>
+          <w:p>
+            <w:r/>
+            <w:r>
+              <w:rPr>
+                <w:rFonts w:ascii="맑은 고딕" w:hAnsi="맑은 고딕" w:eastAsia="맑은 고딕"/>
+                <w:b/>
+                <w:sz w:val="18"/>
+              </w:rPr>
+              <w:t>계층</w:t>
+            </w:r>
+          </w:p>
+        </w:tc>
+        <w:tc>
+          <w:tcPr>
+            <w:tcW w:type="dxa" w:w="4535"/>
+          </w:tcPr>
+          <w:p>
+            <w:r/>
+            <w:r>
+              <w:rPr>
+                <w:rFonts w:ascii="맑은 고딕" w:hAnsi="맑은 고딕" w:eastAsia="맑은 고딕"/>
+                <w:b/>
+                <w:sz w:val="18"/>
+              </w:rPr>
+              <w:t>선택 규칙</w:t>
+            </w:r>
+          </w:p>
+        </w:tc>
+        <w:tc>
+          <w:tcPr>
+            <w:tcW w:type="dxa" w:w="2268"/>
+          </w:tcPr>
+          <w:p>
+            <w:r/>
+            <w:r>
+              <w:rPr>
+                <w:rFonts w:ascii="맑은 고딕" w:hAnsi="맑은 고딕" w:eastAsia="맑은 고딕"/>
+                <w:b/>
+                <w:sz w:val="18"/>
+              </w:rPr>
+              <w:t>비고</w:t>
+            </w:r>
+          </w:p>
+        </w:tc>
+      </w:tr>
+      <w:tr>
+        <w:tc>
+          <w:tcPr>
+            <w:tcW w:type="dxa" w:w="1984"/>
+          </w:tcPr>
+          <w:p>
+            <w:r/>
+            <w:r>
+              <w:rPr>
+                <w:rFonts w:ascii="맑은 고딕" w:hAnsi="맑은 고딕" w:eastAsia="맑은 고딕"/>
+                <w:sz w:val="18"/>
+              </w:rPr>
+              <w:t>협의(NEGOTIATED)</w:t>
+            </w:r>
+          </w:p>
+        </w:tc>
+        <w:tc>
+          <w:tcPr>
+            <w:tcW w:type="dxa" w:w="4535"/>
+          </w:tcPr>
+          <w:p>
+            <w:r/>
+            <w:r>
+              <w:rPr>
+                <w:rFonts w:ascii="맑은 고딕" w:hAnsi="맑은 고딕" w:eastAsia="맑은 고딕"/>
+                <w:sz w:val="18"/>
+              </w:rPr>
+              <w:t>활성 grant가 있으면 그 계층에서 argmin(고객부담)</w:t>
+            </w:r>
+          </w:p>
+        </w:tc>
+        <w:tc>
+          <w:tcPr>
+            <w:tcW w:type="dxa" w:w="2268"/>
+          </w:tcPr>
+          <w:p>
+            <w:r/>
+            <w:r>
+              <w:rPr>
+                <w:rFonts w:ascii="맑은 고딕" w:hAnsi="맑은 고딕" w:eastAsia="맑은 고딕"/>
+                <w:sz w:val="18"/>
+              </w:rPr>
+              <w:t>계층 자체가 이벤트·기본보다 앞섬(무조건 우선)</w:t>
+            </w:r>
+          </w:p>
+        </w:tc>
+      </w:tr>
+      <w:tr>
+        <w:tc>
+          <w:tcPr>
+            <w:tcW w:type="dxa" w:w="1984"/>
+          </w:tcPr>
+          <w:p>
+            <w:r/>
+            <w:r>
+              <w:rPr>
+                <w:rFonts w:ascii="맑은 고딕" w:hAnsi="맑은 고딕" w:eastAsia="맑은 고딕"/>
+                <w:sz w:val="18"/>
+              </w:rPr>
+              <w:t>이벤트(EVENT)</w:t>
+            </w:r>
+          </w:p>
+        </w:tc>
+        <w:tc>
+          <w:tcPr>
+            <w:tcW w:type="dxa" w:w="4535"/>
+          </w:tcPr>
+          <w:p>
+            <w:r/>
+            <w:r>
+              <w:rPr>
+                <w:rFonts w:ascii="맑은 고딕" w:hAnsi="맑은 고딕" w:eastAsia="맑은 고딕"/>
+                <w:sz w:val="18"/>
+              </w:rPr>
+              <w:t>대상·기간 통과 이벤트들 중 argmin(고객부담)</w:t>
+            </w:r>
+          </w:p>
+        </w:tc>
+        <w:tc>
+          <w:tcPr>
+            <w:tcW w:type="dxa" w:w="2268"/>
+          </w:tcPr>
+          <w:p>
+            <w:r/>
+            <w:r>
+              <w:rPr>
+                <w:rFonts w:ascii="맑은 고딕" w:hAnsi="맑은 고딕" w:eastAsia="맑은 고딕"/>
+                <w:sz w:val="18"/>
+              </w:rPr>
+              <w:t>지배관계로 기본 이하 → min(이벤트)가 승자</w:t>
+            </w:r>
+          </w:p>
+        </w:tc>
+      </w:tr>
+      <w:tr>
+        <w:tc>
+          <w:tcPr>
+            <w:tcW w:type="dxa" w:w="1984"/>
+          </w:tcPr>
+          <w:p>
+            <w:r/>
+            <w:r>
+              <w:rPr>
+                <w:rFonts w:ascii="맑은 고딕" w:hAnsi="맑은 고딕" w:eastAsia="맑은 고딕"/>
+                <w:sz w:val="18"/>
+              </w:rPr>
+              <w:t>기본(BASE)</w:t>
+            </w:r>
+          </w:p>
+        </w:tc>
+        <w:tc>
+          <w:tcPr>
+            <w:tcW w:type="dxa" w:w="4535"/>
+          </w:tcPr>
+          <w:p>
+            <w:r/>
+            <w:r>
+              <w:rPr>
+                <w:rFonts w:ascii="맑은 고딕" w:hAnsi="맑은 고딕" w:eastAsia="맑은 고딕"/>
+                <w:sz w:val="18"/>
+              </w:rPr>
+              <w:t>협의·이벤트가 없을 때 fallback</w:t>
+            </w:r>
+          </w:p>
+        </w:tc>
+        <w:tc>
+          <w:tcPr>
+            <w:tcW w:type="dxa" w:w="2268"/>
+          </w:tcPr>
+          <w:p>
+            <w:r/>
+            <w:r>
+              <w:rPr>
+                <w:rFonts w:ascii="맑은 고딕" w:hAnsi="맑은 고딕" w:eastAsia="맑은 고딕"/>
+                <w:sz w:val="18"/>
+              </w:rPr>
+              <w:t>항상 후보에 포함되는 기준선</w:t>
+            </w:r>
+          </w:p>
+        </w:tc>
+      </w:tr>
+    </w:tbl>
+    <w:p>
+      <w:pPr>
+        <w:spacing w:after="40"/>
+      </w:pPr>
+    </w:p>
+    <w:p>
+      <w:pPr>
+        <w:spacing w:after="120"/>
+      </w:pPr>
+      <w:r>
+        <w:rPr>
+          <w:rFonts w:ascii="맑은 고딕" w:hAnsi="맑은 고딕" w:eastAsia="맑은 고딕"/>
+          <w:i w:val="0"/>
+          <w:sz w:val="21"/>
+        </w:rPr>
+        <w:t>구현은 이 계층 우선을 하나의 정렬로 표현합니다: ① 협의 우선(negoFirst) → ② 고객부담 최저(min) → ③ 계층(이벤트&gt;기본) → ④ 이하 동률 tie-break(5.4). ②에서 이벤트·기본을 함께 최저가로 비교하지만, 지배관계로 유효 이벤트는 항상 기본 이하이므로 결과는 위 “협의 → min(이벤트) → 기본”과 동일합니다.</w:t>
       </w:r>
     </w:p>
     <w:p>

--- a/docs/수수료정책플랫폼_기술설계서_v0.8.docx
+++ b/docs/수수료정책플랫폼_기술설계서_v0.8.docx
@@ -299,7 +299,7 @@
                 <w:rFonts w:ascii="맑은 고딕" w:hAnsi="맑은 고딕" w:eastAsia="맑은 고딕"/>
                 <w:sz w:val="18"/>
               </w:rPr>
-              <w:t>계좌 무관 정책(기본+전체 대상 이벤트)의 정적 최저가 랭킹. 룰 발효·만료 때만 재산정.</w:t>
+              <w:t>기본+전 이벤트의 정적 요율 랭킹(순위는 계좌 무관, 자격은 조회 시 필터). 룰 발효·만료 때만 재산정.</w:t>
             </w:r>
           </w:p>
         </w:tc>
@@ -2620,7 +2620,7 @@
                 <w:rFonts w:ascii="맑은 고딕" w:hAnsi="맑은 고딕" w:eastAsia="맑은 고딕"/>
                 <w:sz w:val="18"/>
               </w:rPr>
-              <w:t>계좌 무관 정책의 정적 최저가 랭킹. 룰 변경 때만 재산정(5장)</w:t>
+              <w:t>기본+전 이벤트의 정적 요율 랭킹. 룰 변경 때만 재산정(5장)</w:t>
             </w:r>
           </w:p>
         </w:tc>
@@ -3795,7 +3795,7 @@
         <w:rPr>
           <w:rFonts w:ascii="맑은 고딕" w:hAnsi="맑은 고딕" w:eastAsia="맑은 고딕"/>
         </w:rPr>
-        <w:t xml:space="preserve"> — 협의가 없을 때, 계좌 무관 정책 우선순위 인덱스에서 최저가</w:t>
+        <w:t xml:space="preserve"> — 협의가 없을 때, 정책 우선순위 순위에서 자격 통과 최저가</w:t>
       </w:r>
     </w:p>
     <w:p>
@@ -3867,11 +3867,18 @@
         </w:rPr>
         <w:t>후보 = 협의(활성·scope매칭) ∪ 이벤트(대상·기간 통과) ∪ 기본(BASE)</w:t>
         <w:br/>
-        <w:t>if   협의 후보 있음:    승자 = argmin[협의] (고객부담)     # 협의 무조건 우선</w:t>
+        <w:t>if   협의 후보 있음:    승자 = argmin[협의] (고객부담, +동률규칙)   # 협의 무조건 우선</w:t>
         <w:br/>
-        <w:t>elif 이벤트 후보 있음:  승자 = argmin[이벤트] (고객부담)   # 이벤트는 지배관계로 기본 이하</w:t>
+        <w:t>elif 이벤트 후보 있음:  승자 = argmin[이벤트] (고객부담, +동률규칙)  # 이벤트는 지배관계로 기본 이하</w:t>
         <w:br/>
         <w:t>else:                승자 = 기본(BASE)</w:t>
+        <w:br/>
+        <w:br/>
+        <w:t># 동률규칙 — 고객부담이 같은 후보가 둘 이상일 때</w:t>
+        <w:br/>
+        <w:t>#            (서로 다른 이벤트가 같은 요율인 경우 포함):</w:t>
+        <w:br/>
+        <w:t>#   ① 더 구체적인 적용범위  →  ② 규칙 id(결정성)</w:t>
       </w:r>
     </w:p>
     <w:p>
@@ -3884,7 +3891,7 @@
           <w:i w:val="0"/>
           <w:sz w:val="21"/>
         </w:rPr>
-        <w:t>즉 “협의 → min(이벤트) → 기본” 순입니다. 각 계층 안에서는 고객부담(공동 probe grid의 평균 고객부과액)이 가장 낮은 후보를 고릅니다. 이벤트가 기본보다 반드시 싸다는 것은 등록 시 지배관계 검증으로 보장되므로, “이벤트 계층의 최소가 곧 기본을 이긴다”가 성립합니다(4.3·5.3·11장).</w:t>
+        <w:t>즉 “협의 → min(이벤트) → 기본” 순입니다. 각 계층 안에서는 사전 산정된 요율 순위(구조 그룹)가 가장 낮은 후보를 고르되, 서로 다른 이벤트의 요율이 같으면(동률) 위 동률규칙(①→②, 상세는 5.4)으로 단 하나를 확정합니다. 고객이 내는 금액은 어차피 같으므로, 이는 “어느 우대로 적용·집계할지”를 언제 조회해도 같은 결과로 못박기 위한 것입니다. 이벤트가 기본보다 반드시 싸다는 것은 등록 시 지배관계 검증으로 보장되므로, “이벤트 계층의 최소가 곧 기본을 이긴다”가 성립합니다(4.3·5.3·11장).</w:t>
       </w:r>
     </w:p>
     <w:tbl>
@@ -4106,7 +4113,7 @@
           <w:i w:val="0"/>
           <w:sz w:val="21"/>
         </w:rPr>
-        <w:t>구현은 이 계층 우선을 하나의 정렬로 표현합니다: ① 협의 우선(negoFirst) → ② 고객부담 최저(min) → ③ 계층(이벤트&gt;기본) → ④ 이하 동률 tie-break(5.4). ②에서 이벤트·기본을 함께 최저가로 비교하지만, 지배관계로 유효 이벤트는 항상 기본 이하이므로 결과는 위 “협의 → min(이벤트) → 기본”과 동일합니다.</w:t>
+        <w:t>구현은 이를 하나의 정렬로 표현합니다: ① 협의 무조건 우선 → ② 사전 산정 요율 순위(구조 그룹) → ③ 동률 tie-break(구체성 → id). 이벤트가 기본보다 반드시 싸다는 것은 지배관계로 보장되므로, 순위에서 유효 이벤트는 항상 기본보다 위(더 낮음)에 오고 결과는 “협의 → min(이벤트) → 기본”과 동일합니다.</w:t>
       </w:r>
     </w:p>
     <w:p>
@@ -4118,7 +4125,7 @@
           <w:rFonts w:ascii="맑은 고딕" w:hAnsi="맑은 고딕" w:eastAsia="맑은 고딕"/>
           <w:color w:val="000000"/>
         </w:rPr>
-        <w:t>5.2 계좌 무관 정책 우선순위 — 사전 산정</w:t>
+        <w:t>5.2 정책 우선순위 — 사전 산정</w:t>
       </w:r>
     </w:p>
     <w:p>
@@ -4131,7 +4138,7 @@
           <w:i w:val="0"/>
           <w:sz w:val="21"/>
         </w:rPr>
-        <w:t>“언제 우선순위를 정하는가”의 답: 계좌 무관 층(기본 + 전체 대상 이벤트)의 최저가 순위는 체결 때가 아니라 룰이 발효·만료될 때 미리 산정합니다. 이벤트가 소수이므로 feeKey별 작은 정적 랭킹으로 유지할 수 있습니다.</w:t>
+        <w:t>“언제 우선순위를 정하는가”의 답: 기본 + 전(全) 이벤트의 요율 순위를 체결 때가 아니라 룰이 발효·만료될 때 미리 산정합니다. 계좌 특정 이벤트(신청/가입/휴면복귀/지정타겟/상대형)도 순위에 포함하며, 계좌 여부는 순위가 아니라 조회 시 자격 필터로 가립니다.</w:t>
       </w:r>
     </w:p>
     <w:p>
@@ -4150,7 +4157,7 @@
         <w:rPr>
           <w:rFonts w:ascii="맑은 고딕" w:hAnsi="맑은 고딕" w:eastAsia="맑은 고딕"/>
         </w:rPr>
-        <w:t xml:space="preserve"> — BASE 전부 + 타겟추출형(EVENT) 중 지정 계좌 없음(전체). 신청/가입/휴면복귀/지정계좌/상대형은 계좌 특정이라 제외</w:t>
+        <w:t xml:space="preserve"> — 기본(BASE) + 활성 이벤트 전부(apply_mode 무관). 순위는 계좌와 무관 — 계좌 특정성은 자격 필터의 몫</w:t>
       </w:r>
     </w:p>
     <w:p>
@@ -4163,13 +4170,13 @@
           <w:rFonts w:ascii="맑은 고딕" w:hAnsi="맑은 고딕" w:eastAsia="맑은 고딕"/>
           <w:b/>
         </w:rPr>
-        <w:t>rank</w:t>
+        <w:t>순위 기준</w:t>
       </w:r>
       <w:r>
         <w:rPr>
           <w:rFonts w:ascii="맑은 고딕" w:hAnsi="맑은 고딕" w:eastAsia="맑은 고딕"/>
         </w:rPr>
-        <w:t xml:space="preserve"> — 기준 체결(가격 100·수량 10)의 고객부과 총액. 교차가 없으므로 이 한 점 순위가 전 가격에서 성립</w:t>
+        <w:t xml:space="preserve"> — 구조 그룹별 요율 파라미터 직접 비교(정률=요율, 정액=정액). 합성 기준체결 없음. 같은 feeKey는 구조가 단일이라 같은 단위끼리만 비교되고, 등록 시 단조·비교차가 보장돼 순서가 가격과 무관</w:t>
       </w:r>
     </w:p>
     <w:p>
@@ -4182,13 +4189,13 @@
           <w:rFonts w:ascii="맑은 고딕" w:hAnsi="맑은 고딕" w:eastAsia="맑은 고딕"/>
           <w:b/>
         </w:rPr>
-        <w:t>winnerFor(feeKey)</w:t>
+        <w:t>winnerFor(feeKey, 계좌, 이력)</w:t>
       </w:r>
       <w:r>
         <w:rPr>
           <w:rFonts w:ascii="맑은 고딕" w:hAnsi="맑은 고딕" w:eastAsia="맑은 고딕"/>
         </w:rPr>
-        <w:t xml:space="preserve"> — 적용범위가 그 feeKey에 맞는 계좌 무관 정책 중 rank 최소를 즉시 룩업(재계산 없음)</w:t>
+        <w:t xml:space="preserve"> — 순위를 위에서 내려가며 자격(대상·기간) 통과 첫 정책 반환(재계산 없음)</w:t>
       </w:r>
     </w:p>
     <w:p>
@@ -4220,7 +4227,7 @@
           <w:i w:val="0"/>
           <w:sz w:val="21"/>
         </w:rPr>
-        <w:t>체결 시에는 이 인덱스에서 계좌 무관 최저가를 룩업하고, 계좌에 협의가 있으면 그 값만 얹어 확정합니다. 협의가 없는 대다수 계좌는 인덱스 룩업 한 번으로 끝납니다.</w:t>
+        <w:t>체결 시 협의가 없으면 이 순위를 내려가며 자격 필터로 “이 계좌가 받는 첫 정책”을 확정합니다. 계좌 특정 이벤트 대상이 아닌 대다수 계좌는 그것들을 건너뛰고 기본/전체 이벤트에 착지합니다.</w:t>
       </w:r>
     </w:p>
     <w:p>
@@ -4379,18 +4386,6 @@
           <w:rFonts w:ascii="맑은 고딕" w:hAnsi="맑은 고딕" w:eastAsia="맑은 고딕"/>
         </w:rPr>
         <w:t xml:space="preserve"> — 세션·채널을 한정한 이벤트가 전체 이벤트보다 우선</w:t>
-      </w:r>
-    </w:p>
-    <w:p>
-      <w:pPr>
-        <w:pStyle w:val="ListNumber"/>
-        <w:spacing w:after="60"/>
-      </w:pPr>
-      <w:r>
-        <w:rPr>
-          <w:rFonts w:ascii="맑은 고딕" w:hAnsi="맑은 고딕" w:eastAsia="맑은 고딕"/>
-        </w:rPr>
-        <w:t>더 최근에 시작된 규칙</w:t>
       </w:r>
     </w:p>
     <w:p>
@@ -4519,7 +4514,7 @@
         </w:tc>
         <w:tc>
           <w:tcPr>
-            <w:tcW w:type="dxa" w:w="3118"/>
+            <w:tcW w:type="dxa" w:w="3402"/>
           </w:tcPr>
           <w:p>
             <w:r/>
@@ -4584,7 +4579,7 @@
         </w:tc>
         <w:tc>
           <w:tcPr>
-            <w:tcW w:type="dxa" w:w="3118"/>
+            <w:tcW w:type="dxa" w:w="3402"/>
           </w:tcPr>
           <w:p>
             <w:r/>
@@ -4646,7 +4641,7 @@
         </w:tc>
         <w:tc>
           <w:tcPr>
-            <w:tcW w:type="dxa" w:w="3118"/>
+            <w:tcW w:type="dxa" w:w="3402"/>
           </w:tcPr>
           <w:p>
             <w:r/>
@@ -4702,13 +4697,13 @@
                 <w:rFonts w:ascii="맑은 고딕" w:hAnsi="맑은 고딕" w:eastAsia="맑은 고딕"/>
                 <w:sz w:val="18"/>
               </w:rPr>
-              <w:t>③ 계좌 무관 최저가</w:t>
+              <w:t>③ 순위 하강 + 자격 필터</w:t>
             </w:r>
           </w:p>
         </w:tc>
         <w:tc>
           <w:tcPr>
-            <w:tcW w:type="dxa" w:w="3118"/>
+            <w:tcW w:type="dxa" w:w="3402"/>
           </w:tcPr>
           <w:p>
             <w:r/>
@@ -4717,7 +4712,7 @@
                 <w:rFonts w:ascii="맑은 고딕" w:hAnsi="맑은 고딕" w:eastAsia="맑은 고딕"/>
                 <w:sz w:val="18"/>
               </w:rPr>
-              <w:t>정책 우선순위 인덱스</w:t>
+              <w:t>정책 우선순위 인덱스 (+ ENROLLMENT·타겟목록·기간)</w:t>
             </w:r>
           </w:p>
         </w:tc>
@@ -4732,7 +4727,7 @@
                 <w:rFonts w:ascii="맑은 고딕" w:hAnsi="맑은 고딕" w:eastAsia="맑은 고딕"/>
                 <w:sz w:val="18"/>
               </w:rPr>
-              <w:t>feeKey</w:t>
+              <w:t>feeKey → 랭킹, account_id → 자격</w:t>
             </w:r>
           </w:p>
         </w:tc>
@@ -4747,7 +4742,7 @@
                 <w:rFonts w:ascii="맑은 고딕" w:hAnsi="맑은 고딕" w:eastAsia="맑은 고딕"/>
                 <w:sz w:val="18"/>
               </w:rPr>
-              <w:t>이벤트/기본 최저가 정책</w:t>
+              <w:t>이 계좌가 받는 첫 대상(이벤트/기본)</w:t>
             </w:r>
           </w:p>
         </w:tc>
@@ -4764,13 +4759,13 @@
                 <w:rFonts w:ascii="맑은 고딕" w:hAnsi="맑은 고딕" w:eastAsia="맑은 고딕"/>
                 <w:sz w:val="18"/>
               </w:rPr>
-              <w:t>④ 가입/신청 이력</w:t>
+              <w:t>④ 승자 확정</w:t>
             </w:r>
           </w:p>
         </w:tc>
         <w:tc>
           <w:tcPr>
-            <w:tcW w:type="dxa" w:w="3118"/>
+            <w:tcW w:type="dxa" w:w="3402"/>
           </w:tcPr>
           <w:p>
             <w:r/>
@@ -4779,69 +4774,7 @@
                 <w:rFonts w:ascii="맑은 고딕" w:hAnsi="맑은 고딕" w:eastAsia="맑은 고딕"/>
                 <w:sz w:val="18"/>
               </w:rPr>
-              <w:t>ENROLLMENT</w:t>
-            </w:r>
-          </w:p>
-        </w:tc>
-        <w:tc>
-          <w:tcPr>
-            <w:tcW w:type="dxa" w:w="2268"/>
-          </w:tcPr>
-          <w:p>
-            <w:r/>
-            <w:r>
-              <w:rPr>
-                <w:rFonts w:ascii="맑은 고딕" w:hAnsi="맑은 고딕" w:eastAsia="맑은 고딕"/>
-                <w:sz w:val="18"/>
-              </w:rPr>
-              <w:t>account_id</w:t>
-            </w:r>
-          </w:p>
-        </w:tc>
-        <w:tc>
-          <w:tcPr>
-            <w:tcW w:type="dxa" w:w="1701"/>
-          </w:tcPr>
-          <w:p>
-            <w:r/>
-            <w:r>
-              <w:rPr>
-                <w:rFonts w:ascii="맑은 고딕" w:hAnsi="맑은 고딕" w:eastAsia="맑은 고딕"/>
-                <w:sz w:val="18"/>
-              </w:rPr>
-              <w:t>신청·가입 이벤트 대상 여부, 가입일</w:t>
-            </w:r>
-          </w:p>
-        </w:tc>
-      </w:tr>
-      <w:tr>
-        <w:tc>
-          <w:tcPr>
-            <w:tcW w:type="dxa" w:w="1701"/>
-          </w:tcPr>
-          <w:p>
-            <w:r/>
-            <w:r>
-              <w:rPr>
-                <w:rFonts w:ascii="맑은 고딕" w:hAnsi="맑은 고딕" w:eastAsia="맑은 고딕"/>
-                <w:sz w:val="18"/>
-              </w:rPr>
-              <w:t>⑤ 최저가 확정</w:t>
-            </w:r>
-          </w:p>
-        </w:tc>
-        <w:tc>
-          <w:tcPr>
-            <w:tcW w:type="dxa" w:w="3118"/>
-          </w:tcPr>
-          <w:p>
-            <w:r/>
-            <w:r>
-              <w:rPr>
-                <w:rFonts w:ascii="맑은 고딕" w:hAnsi="맑은 고딕" w:eastAsia="맑은 고딕"/>
-                <w:sz w:val="18"/>
-              </w:rPr>
-              <w:t>(②③④ 비교)</w:t>
+              <w:t>(② 또는 ③)</w:t>
             </w:r>
           </w:p>
         </w:tc>
@@ -4871,7 +4804,7 @@
                 <w:rFonts w:ascii="맑은 고딕" w:hAnsi="맑은 고딕" w:eastAsia="맑은 고딕"/>
                 <w:sz w:val="18"/>
               </w:rPr>
-              <w:t>최종 출처·요율표</w:t>
+              <w:t>협의 있으면 협의, 없으면 ③ 결과</w:t>
             </w:r>
           </w:p>
         </w:tc>
@@ -4888,13 +4821,13 @@
                 <w:rFonts w:ascii="맑은 고딕" w:hAnsi="맑은 고딕" w:eastAsia="맑은 고딕"/>
                 <w:sz w:val="18"/>
               </w:rPr>
-              <w:t>⑥ 요율표 평가</w:t>
+              <w:t>⑤ 요율표 평가</w:t>
             </w:r>
           </w:p>
         </w:tc>
         <w:tc>
           <w:tcPr>
-            <w:tcW w:type="dxa" w:w="3118"/>
+            <w:tcW w:type="dxa" w:w="3402"/>
           </w:tcPr>
           <w:p>
             <w:r/>
@@ -4950,13 +4883,13 @@
                 <w:rFonts w:ascii="맑은 고딕" w:hAnsi="맑은 고딕" w:eastAsia="맑은 고딕"/>
                 <w:sz w:val="18"/>
               </w:rPr>
-              <w:t>⑦ 원장 반영</w:t>
+              <w:t>⑥ 원장 반영</w:t>
             </w:r>
           </w:p>
         </w:tc>
         <w:tc>
           <w:tcPr>
-            <w:tcW w:type="dxa" w:w="3118"/>
+            <w:tcW w:type="dxa" w:w="3402"/>
           </w:tcPr>
           <w:p>
             <w:r/>
@@ -5016,7 +4949,7 @@
           <w:i w:val="0"/>
           <w:sz w:val="21"/>
         </w:rPr>
-        <w:t>②에서 활성 협의가 있으면 그것이 승자입니다(협의 무조건 우선). 없으면 ③의 계좌 무관 최저가와 ④로 활성화된 계좌 특정 이벤트를 포함해 ⑤에서 최저가를 확정합니다. ⑥은 미리 저장하지 않고 요율표×체결로 즉석 계산합니다.</w:t>
+        <w:t>②에서 활성 협의가 있으면 그것이 승자입니다(협의 무조건 우선). 없으면 ③에서 미리 산정된 요율 순위를 위에서 내려가며 이 계좌의 자격(대상·기간)을 통과하는 첫 정책을 승자로 확정합니다(ENROLLMENT는 별도 단계가 아니라 하강 중 자격 필터). ⑤는 미리 저장하지 않고 요율표×체결로 즉석 계산합니다.</w:t>
       </w:r>
     </w:p>
     <w:p>
@@ -5068,7 +5001,7 @@
           <w:rFonts w:ascii="맑은 고딕" w:hAnsi="맑은 고딕" w:eastAsia="맑은 고딕"/>
           <w:color w:val="000000"/>
         </w:rPr>
-        <w:t>6.2 후보 수집과 게이트</w:t>
+        <w:t>6.2 순위 하강과 자격 게이트</w:t>
       </w:r>
     </w:p>
     <w:p>
@@ -5081,7 +5014,7 @@
           <w:i w:val="0"/>
           <w:sz w:val="21"/>
         </w:rPr>
-        <w:t>resolve는 세 종류의 후보를 모읍니다.</w:t>
+        <w:t>resolve는 후보를 모아 재계산하지 않고, 협의를 먼저 본 뒤 사전 산정 순위를 내려가며 자격을 겁니다.</w:t>
       </w:r>
     </w:p>
     <w:p>
@@ -5100,7 +5033,7 @@
         <w:rPr>
           <w:rFonts w:ascii="맑은 고딕" w:hAnsi="맑은 고딕" w:eastAsia="맑은 고딕"/>
         </w:rPr>
-        <w:t xml:space="preserve"> — NEGO_GRANT 중 account_id 일치 · status=활성 · valid_from~valid_to 내 · scope가 feeKey에 매칭</w:t>
+        <w:t xml:space="preserve"> — NEGO_GRANT 중 account_id 일치 · status=활성 · valid_from~valid_to 내 · scope 매칭 → 있으면 무조건 승자</w:t>
       </w:r>
     </w:p>
     <w:p>
@@ -5113,13 +5046,13 @@
           <w:rFonts w:ascii="맑은 고딕" w:hAnsi="맑은 고딕" w:eastAsia="맑은 고딕"/>
           <w:b/>
         </w:rPr>
-        <w:t>이벤트</w:t>
+        <w:t>순위 하강</w:t>
       </w:r>
       <w:r>
         <w:rPr>
           <w:rFonts w:ascii="맑은 고딕" w:hAnsi="맑은 고딕" w:eastAsia="맑은 고딕"/>
         </w:rPr>
-        <w:t xml:space="preserve"> — 정책 인덱스에서 feeKey에 매칭되는 규칙 중 대상 게이트(isTarget)·기간 게이트(isBenefitActive) 통과분</w:t>
+        <w:t xml:space="preserve"> — 협의가 없으면 feeKey에 매칭되는 순위를 위에서부터, 각 정책에 자격 게이트 적용 → 첫 통과 정책</w:t>
       </w:r>
     </w:p>
     <w:p>
@@ -5132,13 +5065,13 @@
           <w:rFonts w:ascii="맑은 고딕" w:hAnsi="맑은 고딕" w:eastAsia="맑은 고딕"/>
           <w:b/>
         </w:rPr>
-        <w:t>기본</w:t>
+        <w:t>자격 게이트</w:t>
       </w:r>
       <w:r>
         <w:rPr>
           <w:rFonts w:ascii="맑은 고딕" w:hAnsi="맑은 고딕" w:eastAsia="맑은 고딕"/>
         </w:rPr>
-        <w:t xml:space="preserve"> — feeKey에 매칭되는 BASE 요율표(항상 후보)</w:t>
+        <w:t xml:space="preserve"> — 기본은 항상 통과 / 이벤트는 대상 게이트(isTarget)·기간 게이트(isBenefitActive) 통과분만</w:t>
       </w:r>
     </w:p>
     <w:p>
@@ -5163,7 +5096,7 @@
           <w:rFonts w:ascii="맑은 고딕" w:hAnsi="맑은 고딕" w:eastAsia="맑은 고딕"/>
           <w:color w:val="000000"/>
         </w:rPr>
-        <w:t>6.3 최저가 비교와 캐시</w:t>
+        <w:t>6.3 순위 확정과 캐시</w:t>
       </w:r>
     </w:p>
     <w:p>
@@ -5176,13 +5109,13 @@
           <w:rFonts w:ascii="맑은 고딕" w:hAnsi="맑은 고딕" w:eastAsia="맑은 고딕"/>
           <w:b/>
         </w:rPr>
-        <w:t>정렬</w:t>
+        <w:t>순위</w:t>
       </w:r>
       <w:r>
         <w:rPr>
           <w:rFonts w:ascii="맑은 고딕" w:hAnsi="맑은 고딕" w:eastAsia="맑은 고딕"/>
         </w:rPr>
-        <w:t xml:space="preserve"> — ① 협의 우선(negoFirst) → ② 공동 probe grid 평균 고객부담 최소 → ③ 계층(이벤트&gt;기본) → ④ 구체성 → ⑤ 시작일 → ⑥ id</w:t>
+        <w:t xml:space="preserve"> — ① 협의 무조건 우선 → ② 사전 산정 요율 순위(구조 그룹, 정률=요율/정액=정액) → ③ 동률 tie-break(구체성 → id)</w:t>
       </w:r>
     </w:p>
     <w:p>
@@ -5844,7 +5777,7 @@
         <w:rPr>
           <w:rFonts w:ascii="맑은 고딕" w:hAnsi="맑은 고딕" w:eastAsia="맑은 고딕"/>
         </w:rPr>
-        <w:t xml:space="preserve"> — 적용범위(scope)에 맞는 모든 계좌가 자동 대상. 이 유형만이 계좌 무관 정책 우선순위 인덱스에 포함됩니다(5.2) — 체결 시 scope 매칭만으로 최저가 후보가 됩니다</w:t>
+        <w:t xml:space="preserve"> — 적용범위(scope)에 맞는 모든 계좌가 자동 대상. 체결 시 자격 게이트를 항상 통과하므로, 순위에서 이 정책 이상으로 싼 계좌 특정 이벤트가 없으면 곧바로 승자가 됩니다</w:t>
       </w:r>
     </w:p>
     <w:p>
@@ -5863,7 +5796,7 @@
         <w:rPr>
           <w:rFonts w:ascii="맑은 고딕" w:hAnsi="맑은 고딕" w:eastAsia="맑은 고딕"/>
         </w:rPr>
-        <w:t xml:space="preserve"> — CSV/Excel로 계좌 리스트를 업로드해 특정 타겟에만 주입. 대상 게이트가 계좌 소속을 확인(계좌 특정이므로 계좌 무관 인덱스에서는 제외)</w:t>
+        <w:t xml:space="preserve"> — CSV/Excel로 계좌 리스트를 업로드해 특정 타겟에만 주입. 순위 하강 중 대상 게이트가 계좌 소속을 확인 — 목록에 없으면 건너뜀</w:t>
       </w:r>
     </w:p>
     <w:p>
@@ -5876,7 +5809,7 @@
           <w:i w:val="0"/>
           <w:sz w:val="21"/>
         </w:rPr>
-        <w:t>즉 타겟추출형은 “계좌 행위 없이 시스템이 대상을 정하는” 경로입니다. 전체 대상은 정형화된 상시 우대처럼 인덱스로 사전 산정되고, 지정 대상은 업로드한 목록에 대한 게이트로 적용됩니다.</w:t>
+        <w:t>두 경우 모두 정책 우선순위 순위에는 함께 들어갑니다(순위는 계좌 무관). 차이는 조회 시 자격 필터뿐 — 전체는 항상 통과, 지정은 업로드 목록 소속일 때만 통과합니다. 즉 타겟추출형은 “계좌 행위 없이 시스템이 대상을 정하는” 경로입니다.</w:t>
       </w:r>
     </w:p>
     <w:p>
